--- a/guess-what/unit-6-hobbies/lesson-plans.docx
+++ b/guess-what/unit-6-hobbies/lesson-plans.docx
@@ -165,7 +165,7 @@
                 <w:i w:val="0"/>
                 <w:sz w:val="20"/>
               </w:rPr>
-              <w:t>play the piano, play the guitar, play the recorder, make models, make films, do karate, do gymnastics, play table tennis, play badminton, play volleyball</w:t>
+              <w:t>play the piano, play the guitar, play the recorder, make models, make movies, do karate, do gymnastics, play ping-pong, play badminton, play volleyball</w:t>
             </w:r>
           </w:p>
         </w:tc>
@@ -1133,7 +1133,7 @@
                 <w:i w:val="0"/>
                 <w:sz w:val="21"/>
               </w:rPr>
-              <w:t>make films / make movies</w:t>
+              <w:t>make movies</w:t>
             </w:r>
           </w:p>
         </w:tc>
@@ -1158,7 +1158,7 @@
                 <w:i w:val="0"/>
                 <w:sz w:val="21"/>
               </w:rPr>
-              <w:t>kino (film) suratga olmoq</w:t>
+              <w:t>kino (movie) suratga olmoq</w:t>
             </w:r>
           </w:p>
         </w:tc>
@@ -1439,7 +1439,7 @@
                 <w:i w:val="0"/>
                 <w:sz w:val="21"/>
               </w:rPr>
-              <w:t>play table tennis / Ping-Pong</w:t>
+              <w:t>play ping-pong</w:t>
             </w:r>
           </w:p>
         </w:tc>
@@ -2406,7 +2406,7 @@
                 <w:i w:val="0"/>
                 <w:sz w:val="20"/>
               </w:rPr>
-              <w:t xml:space="preserve">  (by the end of the lesson pupils can…)</w:t>
+              <w:t xml:space="preserve">  (by the end of the lesson students can…)</w:t>
             </w:r>
           </w:p>
         </w:tc>
@@ -2495,7 +2495,7 @@
                 <w:i w:val="0"/>
                 <w:sz w:val="20"/>
               </w:rPr>
-              <w:t>• play the piano / guitar / recorder, make models / films, do karate / gymnastics, play table tennis / badminton / volleyball</w:t>
+              <w:t>• play the piano / guitar / recorder, make models / movies, do karate / gymnastics, play ping-pong / badminton / volleyball</w:t>
             </w:r>
           </w:p>
         </w:tc>
@@ -2966,7 +2966,7 @@
                 <w:i w:val="0"/>
                 <w:sz w:val="19"/>
               </w:rPr>
-              <w:t>: pupils mime a hobby; the class guesses in Uzbek and you give the English phrase.</w:t>
+              <w:t>: students mime a hobby; the class guesses in Uzbek and you give the English phrase.</w:t>
             </w:r>
           </w:p>
         </w:tc>
@@ -3123,7 +3123,7 @@
                 <w:i w:val="0"/>
                 <w:sz w:val="19"/>
               </w:rPr>
-              <w:t xml:space="preserve"> + models / films. Student's Book: *Listen and point*, *Listen, point and repeat*, number game ('Is he playing the piano? Number 4!').</w:t>
+              <w:t xml:space="preserve"> + models / movies. Student's Book: *Listen and point*, *Listen, point and repeat*, number game ('Is he playing the piano? Number 4!').</w:t>
             </w:r>
           </w:p>
         </w:tc>
@@ -3349,7 +3349,7 @@
                 <w:i w:val="0"/>
                 <w:sz w:val="19"/>
               </w:rPr>
-              <w:t xml:space="preserve"> Pairs play the Student's Book number game: one pupil asks yes / no questions until they guess the picture number.</w:t>
+              <w:t xml:space="preserve"> Pairs play the Student's Book number game: one student asks yes / no questions until they guess the picture number.</w:t>
             </w:r>
           </w:p>
         </w:tc>
@@ -3454,7 +3454,7 @@
                 <w:i w:val="0"/>
                 <w:sz w:val="19"/>
               </w:rPr>
-              <w:t>Teacher says a phrase; pupils act it. Homework.</w:t>
+              <w:t>Teacher says a phrase; students act it. Homework.</w:t>
             </w:r>
           </w:p>
         </w:tc>
@@ -3534,7 +3534,7 @@
           <w:i w:val="0"/>
           <w:sz w:val="22"/>
         </w:rPr>
-        <w:t xml:space="preserve"> Point at cards for 5 pupils; note gaps.</w:t>
+        <w:t xml:space="preserve"> Point at cards for 5 students; note gaps.</w:t>
       </w:r>
     </w:p>
     <w:tbl>
@@ -3733,7 +3733,7 @@
                 <w:i w:val="0"/>
                 <w:sz w:val="20"/>
               </w:rPr>
-              <w:t xml:space="preserve">  (by the end of the lesson pupils can…)</w:t>
+              <w:t xml:space="preserve">  (by the end of the lesson students can…)</w:t>
             </w:r>
           </w:p>
         </w:tc>
@@ -4173,7 +4173,7 @@
                 <w:i w:val="0"/>
                 <w:sz w:val="19"/>
               </w:rPr>
-              <w:t>Ask 'What does your friend do on Saturdays?' pointing to a pupil and model 'She plays …'.</w:t>
+              <w:t>Ask 'What does your friend do on Saturdays?' pointing to a student and model 'She plays …'.</w:t>
             </w:r>
           </w:p>
         </w:tc>
@@ -4287,7 +4287,7 @@
                 <w:i w:val="0"/>
                 <w:sz w:val="19"/>
               </w:rPr>
-              <w:t xml:space="preserve"> Show a weekly hobby chart of an imaginary child and pupils guess the hobby from a mime.</w:t>
+              <w:t xml:space="preserve"> Show a weekly hobby chart of an imaginary child and students guess the hobby from a mime.</w:t>
             </w:r>
           </w:p>
         </w:tc>
@@ -4607,7 +4607,7 @@
                 <w:i w:val="0"/>
                 <w:sz w:val="19"/>
               </w:rPr>
-              <w:t>: pupils draw a weekly chart for an imaginary friend and tell a partner: 'Bobur plays volleyball on Fridays.'</w:t>
+              <w:t>: students draw a weekly chart for an imaginary friend and tell a partner: 'Bobur plays volleyball on Fridays.'</w:t>
             </w:r>
           </w:p>
         </w:tc>
@@ -4712,7 +4712,7 @@
                 <w:i w:val="0"/>
                 <w:sz w:val="19"/>
               </w:rPr>
-              <w:t>Quick-fire: name a child and a day; pupils say the sentence. Homework.</w:t>
+              <w:t>Quick-fire: name a child and a day; students say the sentence. Homework.</w:t>
             </w:r>
           </w:p>
         </w:tc>
@@ -5045,7 +5045,7 @@
                 <w:i w:val="0"/>
                 <w:sz w:val="20"/>
               </w:rPr>
-              <w:t xml:space="preserve">  (by the end of the lesson pupils can…)</w:t>
+              <w:t xml:space="preserve">  (by the end of the lesson students can…)</w:t>
             </w:r>
           </w:p>
         </w:tc>
@@ -5186,7 +5186,7 @@
                 <w:i w:val="0"/>
                 <w:sz w:val="20"/>
               </w:rPr>
-              <w:t>• Club timetables (Student's Book club notes or your own)</w:t>
+              <w:t>• Club schedules (Student's Book club notes or your own)</w:t>
             </w:r>
             <w:r>
               <w:br/>
@@ -5473,7 +5473,7 @@
                 <w:i w:val="0"/>
                 <w:sz w:val="19"/>
               </w:rPr>
-              <w:t>Ask 'Does your friend play football?' and elicit 'Yes, he does.'</w:t>
+              <w:t>Ask 'Does your friend play soccer?' and elicit 'Yes, he does.'</w:t>
             </w:r>
           </w:p>
         </w:tc>
@@ -5907,7 +5907,7 @@
                 <w:i w:val="0"/>
                 <w:sz w:val="19"/>
               </w:rPr>
-              <w:t>: pairs get different timetables; A asks yes / no questions to fill in their missing days.</w:t>
+              <w:t>: pairs get different schedules; A asks yes / no questions to fill in their missing days.</w:t>
             </w:r>
           </w:p>
         </w:tc>
@@ -6012,7 +6012,7 @@
                 <w:i w:val="0"/>
                 <w:sz w:val="19"/>
               </w:rPr>
-              <w:t>Teacher asks five questions about the timetables; pupils answer chorally. Homework.</w:t>
+              <w:t>Teacher asks five questions about the schedules; students answer chorally. Homework.</w:t>
             </w:r>
           </w:p>
         </w:tc>
@@ -6069,7 +6069,7 @@
           <w:i w:val="0"/>
           <w:sz w:val="22"/>
         </w:rPr>
-        <w:t xml:space="preserve"> Activity Book grammar page; write four questions about a friend's hobbies.</w:t>
+        <w:t xml:space="preserve"> Workbook grammar page; write four questions about a friend's hobbies.</w:t>
       </w:r>
     </w:p>
     <w:p>
@@ -6312,7 +6312,7 @@
                 <w:i w:val="0"/>
                 <w:sz w:val="20"/>
               </w:rPr>
-              <w:t xml:space="preserve">  (by the end of the lesson pupils can…)</w:t>
+              <w:t xml:space="preserve">  (by the end of the lesson students can…)</w:t>
             </w:r>
           </w:p>
         </w:tc>
@@ -6349,7 +6349,7 @@
                 <w:i w:val="0"/>
                 <w:sz w:val="20"/>
               </w:rPr>
-              <w:t>• write about their favourite sport</w:t>
+              <w:t>• write about their favorite sport</w:t>
             </w:r>
           </w:p>
         </w:tc>
@@ -6401,7 +6401,7 @@
                 <w:i w:val="0"/>
                 <w:sz w:val="20"/>
               </w:rPr>
-              <w:t>• He goes to a football club on Tuesdays.</w:t>
+              <w:t>• He goes to a soccer club on Tuesdays.</w:t>
             </w:r>
             <w:r>
               <w:br/>
@@ -6413,7 +6413,7 @@
                 <w:i w:val="0"/>
                 <w:sz w:val="20"/>
               </w:rPr>
-              <w:t>• favourite sport · healthy diet</w:t>
+              <w:t>• favorite sport · healthy diet</w:t>
             </w:r>
           </w:p>
         </w:tc>
@@ -6740,7 +6740,7 @@
                 <w:i w:val="0"/>
                 <w:sz w:val="19"/>
               </w:rPr>
-              <w:t>Ask 'Who likes football?' Count hands and write the class results.</w:t>
+              <w:t>Ask 'Who likes soccer?' Count hands and write the class results.</w:t>
             </w:r>
           </w:p>
         </w:tc>
@@ -6854,7 +6854,7 @@
                 <w:i w:val="0"/>
                 <w:sz w:val="19"/>
               </w:rPr>
-              <w:t>: pupils stand and group themselves by favourite sport.</w:t>
+              <w:t>: students stand and group themselves by favorite sport.</w:t>
             </w:r>
           </w:p>
         </w:tc>
@@ -6957,7 +6957,7 @@
                 <w:i w:val="0"/>
                 <w:sz w:val="19"/>
               </w:rPr>
-              <w:t>Before reading: look at the picture and predict. Read aloud once while pupils underline the sports. Check 'healthy diet' with pictures.</w:t>
+              <w:t>Before reading: look at the picture and predict. Read aloud once while students underline the sports. Check 'healthy diet' with pictures.</w:t>
             </w:r>
           </w:p>
         </w:tc>
@@ -7165,7 +7165,7 @@
                 <w:i w:val="0"/>
                 <w:sz w:val="19"/>
               </w:rPr>
-              <w:t>Writing: pupils write four sentences about their favourite sport using the help box (Worksheet B exercise E).</w:t>
+              <w:t>Writing: students write four sentences about their favorite sport using the help box (Worksheet B exercise E).</w:t>
             </w:r>
           </w:p>
         </w:tc>
@@ -7270,7 +7270,7 @@
                 <w:i w:val="0"/>
                 <w:sz w:val="19"/>
               </w:rPr>
-              <w:t>Class chart: 'Football is our class favourite.' Homework.</w:t>
+              <w:t>Class chart: 'Soccer is our class favorite.' Homework.</w:t>
             </w:r>
           </w:p>
         </w:tc>
@@ -7534,7 +7534,7 @@
                 <w:i w:val="0"/>
                 <w:sz w:val="20"/>
               </w:rPr>
-              <w:t xml:space="preserve">  (by the end of the lesson pupils can…)</w:t>
+              <w:t xml:space="preserve">  (by the end of the lesson students can…)</w:t>
             </w:r>
           </w:p>
         </w:tc>
@@ -8088,7 +8088,7 @@
                 <w:i w:val="0"/>
                 <w:sz w:val="19"/>
               </w:rPr>
-              <w:t xml:space="preserve"> Pupils try an unusual action (write with the other hand) while the class shouts 'You can do it!'</w:t>
+              <w:t xml:space="preserve"> Students try an unusual action (write with the other hand) while the class shouts 'You can do it!'</w:t>
             </w:r>
           </w:p>
         </w:tc>
@@ -8296,7 +8296,7 @@
                 <w:i w:val="0"/>
                 <w:sz w:val="19"/>
               </w:rPr>
-              <w:t>Talk time: model 'Come on — try it!' and practise in open and closed pairs with one pupil hesitating. Say it!: listen, repeat, find more sh words.</w:t>
+              <w:t>Talk time: model 'Come on — try it!' and practice in open and closed pairs with one student hesitating. Say it!: listen, repeat, find more sh words.</w:t>
             </w:r>
           </w:p>
         </w:tc>
@@ -8408,7 +8408,7 @@
                 <w:i w:val="0"/>
                 <w:sz w:val="19"/>
               </w:rPr>
-              <w:t xml:space="preserve"> Pairs role-play: one tries a new hobby (table tennis), the other encourages.</w:t>
+              <w:t xml:space="preserve"> Pairs role-play: one tries a new hobby (ping-pong), the other encourages.</w:t>
             </w:r>
           </w:p>
         </w:tc>
@@ -8570,7 +8570,7 @@
           <w:i w:val="0"/>
           <w:sz w:val="22"/>
         </w:rPr>
-        <w:t xml:space="preserve"> Activity Book story page; try one new thing and tell the class.</w:t>
+        <w:t xml:space="preserve"> Workbook story page; try one new thing and tell the class.</w:t>
       </w:r>
     </w:p>
     <w:p>
@@ -8777,7 +8777,7 @@
                 <w:i w:val="0"/>
                 <w:sz w:val="20"/>
               </w:rPr>
-              <w:t xml:space="preserve">  (by the end of the lesson pupils can…)</w:t>
+              <w:t xml:space="preserve">  (by the end of the lesson students can…)</w:t>
             </w:r>
           </w:p>
         </w:tc>
@@ -9331,7 +9331,7 @@
                 <w:i w:val="0"/>
                 <w:sz w:val="19"/>
               </w:rPr>
-              <w:t>: pupils guess the instrument from a sound or mime.</w:t>
+              <w:t>: students guess the instrument from a sound or mime.</w:t>
             </w:r>
           </w:p>
         </w:tc>
@@ -9539,7 +9539,7 @@
                 <w:i w:val="0"/>
                 <w:sz w:val="19"/>
               </w:rPr>
-              <w:t>Student's Book CLIL activities; pupils sort instruments into four columns.</w:t>
+              <w:t>Student's Book CLIL activities; students sort instruments into four columns.</w:t>
             </w:r>
           </w:p>
         </w:tc>
@@ -9813,7 +9813,7 @@
           <w:i w:val="0"/>
           <w:sz w:val="22"/>
         </w:rPr>
-        <w:t xml:space="preserve"> Find one instrument at home or in your neighbourhood and say its type.</w:t>
+        <w:t xml:space="preserve"> Find one instrument at home or in your neighborhood and say its type.</w:t>
       </w:r>
     </w:p>
     <w:p>
@@ -9923,7 +9923,7 @@
           <w:color w:val="1B6CA8"/>
           <w:sz w:val="28"/>
         </w:rPr>
-        <w:t>Lesson 7: Unit 6 revision and quiz</w:t>
+        <w:t>Lesson 7: Unit 6 review and quiz</w:t>
       </w:r>
     </w:p>
     <w:tbl>
@@ -9984,7 +9984,7 @@
                 <w:i w:val="0"/>
                 <w:sz w:val="20"/>
               </w:rPr>
-              <w:t>Revision of Unit 6; quick quiz</w:t>
+              <w:t>Review of Unit 6; quick quiz</w:t>
             </w:r>
           </w:p>
         </w:tc>
@@ -10020,7 +10020,7 @@
                 <w:i w:val="0"/>
                 <w:sz w:val="20"/>
               </w:rPr>
-              <w:t xml:space="preserve">  (by the end of the lesson pupils can…)</w:t>
+              <w:t xml:space="preserve">  (by the end of the lesson students can…)</w:t>
             </w:r>
           </w:p>
         </w:tc>
@@ -11121,7 +11121,7 @@
                 <w:i w:val="0"/>
                 <w:sz w:val="22"/>
               </w:rPr>
-              <w:t>Weak pupils: read instructions aloud. Extension: write a timetable for a busy friend.</w:t>
+              <w:t>Weak students: read instructions aloud. Extension: write a schedule for a busy friend.</w:t>
             </w:r>
           </w:p>
         </w:tc>
@@ -11242,7 +11242,7 @@
                 <w:i w:val="0"/>
                 <w:sz w:val="20"/>
               </w:rPr>
-              <w:t xml:space="preserve">  (by the end of the lesson pupils can…)</w:t>
+              <w:t xml:space="preserve">  (by the end of the lesson students can…)</w:t>
             </w:r>
           </w:p>
         </w:tc>
@@ -11395,7 +11395,7 @@
                 <w:i w:val="0"/>
                 <w:sz w:val="20"/>
               </w:rPr>
-              <w:t>• Activity Book review pages</w:t>
+              <w:t>• Workbook review pages</w:t>
             </w:r>
             <w:r>
               <w:br/>
@@ -11992,7 +11992,7 @@
                 <w:i w:val="0"/>
                 <w:sz w:val="19"/>
               </w:rPr>
-              <w:t>Pupils do the Review activities in pairs (listening / word puzzles / speaking). Monitor and note errors.</w:t>
+              <w:t>Students do the Review activities in pairs (listening / word puzzles / speaking). Monitor and note errors.</w:t>
             </w:r>
           </w:p>
         </w:tc>
@@ -12095,7 +12095,7 @@
                 <w:i w:val="0"/>
                 <w:sz w:val="19"/>
               </w:rPr>
-              <w:t>Pupils make their own backwards-word puzzle for a friend (like 'yalp llabyellov') and swap.</w:t>
+              <w:t>Students make their own backwards-word puzzle for a friend (like 'yalp llabyellov') and swap.</w:t>
             </w:r>
           </w:p>
         </w:tc>
@@ -12200,7 +12200,7 @@
                 <w:i w:val="0"/>
                 <w:sz w:val="19"/>
               </w:rPr>
-              <w:t>Pupils write one thing they can do well and one thing to practise. Homework.</w:t>
+              <w:t>Students write one thing they can do well and one thing to practice. Homework.</w:t>
             </w:r>
           </w:p>
         </w:tc>
@@ -12257,7 +12257,7 @@
           <w:i w:val="0"/>
           <w:sz w:val="22"/>
         </w:rPr>
-        <w:t xml:space="preserve"> Activity Book review pages.</w:t>
+        <w:t xml:space="preserve"> Workbook review pages.</w:t>
       </w:r>
     </w:p>
     <w:p>
